--- a/data/Pruebas.docx
+++ b/data/Pruebas.docx
@@ -7552,6 +7552,7 @@
       <w:r>
         <w:rPr>
           <w:rFonts w:ascii="Arial" w:hAnsi="Arial" w:cs="Arial"/>
+          <w:noProof/>
           <w:sz w:val="24"/>
           <w:szCs w:val="24"/>
         </w:rPr>
@@ -10700,6 +10701,7 @@
   <w:style w:type="character" w:default="1" w:styleId="Fuentedeprrafopredeter">
     <w:name w:val="Default Paragraph Font"/>
     <w:uiPriority w:val="1"/>
+    <w:semiHidden/>
     <w:unhideWhenUsed/>
   </w:style>
   <w:style w:type="table" w:default="1" w:styleId="Tablanormal">
